--- a/CV.docx
+++ b/CV.docx
@@ -234,23 +234,7 @@
           <w:bCs/>
         </w:rPr>
         <w:br/>
-        <w:t xml:space="preserve">St. Aloysius Girls </w:t>
-      </w:r>
-      <w:proofErr w:type="spellStart"/>
-      <w:r>
-        <w:rPr>
-          <w:b/>
-          <w:bCs/>
-        </w:rPr>
-        <w:t>Kitanga</w:t>
-      </w:r>
-      <w:proofErr w:type="spellEnd"/>
-      <w:r>
-        <w:rPr>
-          <w:b/>
-          <w:bCs/>
-        </w:rPr>
-        <w:t xml:space="preserve"> S.S.</w:t>
+        <w:t>St. Aloysius Girls Kitanga S.S.</w:t>
       </w:r>
       <w:r>
         <w:rPr>
@@ -277,23 +261,7 @@
           <w:bCs/>
         </w:rPr>
         <w:br/>
-        <w:t xml:space="preserve">St. Aloysius Girls </w:t>
-      </w:r>
-      <w:proofErr w:type="spellStart"/>
-      <w:r>
-        <w:rPr>
-          <w:b/>
-          <w:bCs/>
-        </w:rPr>
-        <w:t>Kitanga</w:t>
-      </w:r>
-      <w:proofErr w:type="spellEnd"/>
-      <w:r>
-        <w:rPr>
-          <w:b/>
-          <w:bCs/>
-        </w:rPr>
-        <w:t xml:space="preserve"> S.S.</w:t>
+        <w:t>St. Aloysius Girls Kitanga S.S.</w:t>
       </w:r>
       <w:r>
         <w:rPr>
@@ -886,6 +854,67 @@
         <w:t>774327556</w:t>
       </w:r>
     </w:p>
+    <w:p>
+      <w:pPr>
+        <w:rPr>
+          <w:b/>
+          <w:bCs/>
+        </w:rPr>
+      </w:pPr>
+      <w:r>
+        <w:rPr>
+          <w:b/>
+          <w:bCs/>
+        </w:rPr>
+        <w:t>M</w:t>
+      </w:r>
+      <w:r>
+        <w:rPr>
+          <w:b/>
+          <w:bCs/>
+        </w:rPr>
+        <w:t>R</w:t>
+      </w:r>
+      <w:r>
+        <w:rPr>
+          <w:b/>
+          <w:bCs/>
+        </w:rPr>
+        <w:t xml:space="preserve"> SIMON SSEWAWUM</w:t>
+      </w:r>
+      <w:r>
+        <w:rPr>
+          <w:b/>
+          <w:bCs/>
+        </w:rPr>
+        <w:t>E</w:t>
+      </w:r>
+    </w:p>
+    <w:p>
+      <w:r>
+        <w:t>LECTURER</w:t>
+      </w:r>
+      <w:r>
+        <w:br/>
+      </w:r>
+      <w:r>
+        <w:t>Uganda Institute Of ICT</w:t>
+      </w:r>
+      <w:r>
+        <w:br/>
+        <w:t xml:space="preserve">Phone: </w:t>
+      </w:r>
+      <w:r>
+        <w:t>+256</w:t>
+      </w:r>
+      <w:r>
+        <w:t>78202</w:t>
+      </w:r>
+      <w:r>
+        <w:t>8592</w:t>
+      </w:r>
+    </w:p>
+    <w:p/>
     <w:p/>
     <w:sectPr>
       <w:pgSz w:w="11906" w:h="16838"/>
@@ -3257,6 +3286,7 @@
   <w:style w:type="character" w:default="1" w:styleId="DefaultParagraphFont">
     <w:name w:val="Default Paragraph Font"/>
     <w:uiPriority w:val="1"/>
+    <w:semiHidden/>
     <w:unhideWhenUsed/>
   </w:style>
   <w:style w:type="table" w:default="1" w:styleId="TableNormal">

--- a/CV.docx
+++ b/CV.docx
@@ -844,6 +844,9 @@
         <w:t>ICT</w:t>
       </w:r>
       <w:r>
+        <w:t xml:space="preserve"> Nakawa</w:t>
+      </w:r>
+      <w:r>
         <w:br/>
         <w:t xml:space="preserve">Phone: </w:t>
       </w:r>
@@ -899,6 +902,12 @@
       </w:r>
       <w:r>
         <w:t>Uganda Institute Of ICT</w:t>
+      </w:r>
+      <w:r>
+        <w:t xml:space="preserve"> N</w:t>
+      </w:r>
+      <w:r>
+        <w:t>akawa</w:t>
       </w:r>
       <w:r>
         <w:br/>
